--- a/Resident-End/Certificates/DocumentIssuance/Certificate of Good Moral.docx
+++ b/Resident-End/Certificates/DocumentIssuance/Certificate of Good Moral.docx
@@ -676,6 +676,86 @@
       <w:pgNumType w:start="1"/>
       <w:cols w:space="720"/>
     </w:sectPr>
+    <w:p>
+      <w:r>
+        <w:t>TEMPLATE TOKENS (for testing)</w:t>
+      </w:r>
+    </w:p>
+    <w:p>
+      <w:r>
+        <w:t>${REQUEST_ID}</w:t>
+      </w:r>
+    </w:p>
+    <w:p>
+      <w:r>
+        <w:t>${FULL_NAME}</w:t>
+      </w:r>
+    </w:p>
+    <w:p>
+      <w:r>
+        <w:t>${ADDRESS}</w:t>
+      </w:r>
+    </w:p>
+    <w:p>
+      <w:r>
+        <w:t>${PURPOSE}</w:t>
+      </w:r>
+    </w:p>
+    <w:p>
+      <w:r>
+        <w:t>${REQUEST_OFFICER}</w:t>
+      </w:r>
+    </w:p>
+    <w:p>
+      <w:r>
+        <w:t>${ISSUED_AT}</w:t>
+      </w:r>
+    </w:p>
+    <w:p>
+      <w:r>
+        <w:t>${ISSUED_DATE_WORD}</w:t>
+      </w:r>
+    </w:p>
+    <w:p>
+      <w:r>
+        <w:t>${CERTIFICATE_NUMBER}</w:t>
+      </w:r>
+    </w:p>
+    <w:p>
+      <w:r>
+        <w:t>${OR_NUMBER}</w:t>
+      </w:r>
+    </w:p>
+    <w:p>
+      <w:r>
+        <w:t>${VERIFICATION_CODE}</w:t>
+      </w:r>
+    </w:p>
+    <w:p>
+      <w:r>
+        <w:t>${VERIFY_URL}</w:t>
+      </w:r>
+    </w:p>
+    <w:p>
+      <w:r>
+        <w:t>${QR_PUBLIC_PATH}</w:t>
+      </w:r>
+    </w:p>
+    <w:p>
+      <w:r>
+        <w:t>${YEARS_OF_RESIDENCY}</w:t>
+      </w:r>
+    </w:p>
+    <w:p>
+      <w:r>
+        <w:t>${MONTHS_OF_RESIDENCY}</w:t>
+      </w:r>
+    </w:p>
+    <w:p>
+      <w:r>
+        <w:t>${QR_IMAGE}</w:t>
+      </w:r>
+    </w:p>
   </w:body>
 </w:document>
 </file>

--- a/Resident-End/Certificates/DocumentIssuance/Certificate of Good Moral.docx
+++ b/Resident-End/Certificates/DocumentIssuance/Certificate of Good Moral.docx
@@ -676,86 +676,6 @@
       <w:pgNumType w:start="1"/>
       <w:cols w:space="720"/>
     </w:sectPr>
-    <w:p>
-      <w:r>
-        <w:t>TEMPLATE TOKENS (for testing)</w:t>
-      </w:r>
-    </w:p>
-    <w:p>
-      <w:r>
-        <w:t>${REQUEST_ID}</w:t>
-      </w:r>
-    </w:p>
-    <w:p>
-      <w:r>
-        <w:t>${FULL_NAME}</w:t>
-      </w:r>
-    </w:p>
-    <w:p>
-      <w:r>
-        <w:t>${ADDRESS}</w:t>
-      </w:r>
-    </w:p>
-    <w:p>
-      <w:r>
-        <w:t>${PURPOSE}</w:t>
-      </w:r>
-    </w:p>
-    <w:p>
-      <w:r>
-        <w:t>${REQUEST_OFFICER}</w:t>
-      </w:r>
-    </w:p>
-    <w:p>
-      <w:r>
-        <w:t>${ISSUED_AT}</w:t>
-      </w:r>
-    </w:p>
-    <w:p>
-      <w:r>
-        <w:t>${ISSUED_DATE_WORD}</w:t>
-      </w:r>
-    </w:p>
-    <w:p>
-      <w:r>
-        <w:t>${CERTIFICATE_NUMBER}</w:t>
-      </w:r>
-    </w:p>
-    <w:p>
-      <w:r>
-        <w:t>${OR_NUMBER}</w:t>
-      </w:r>
-    </w:p>
-    <w:p>
-      <w:r>
-        <w:t>${VERIFICATION_CODE}</w:t>
-      </w:r>
-    </w:p>
-    <w:p>
-      <w:r>
-        <w:t>${VERIFY_URL}</w:t>
-      </w:r>
-    </w:p>
-    <w:p>
-      <w:r>
-        <w:t>${QR_PUBLIC_PATH}</w:t>
-      </w:r>
-    </w:p>
-    <w:p>
-      <w:r>
-        <w:t>${YEARS_OF_RESIDENCY}</w:t>
-      </w:r>
-    </w:p>
-    <w:p>
-      <w:r>
-        <w:t>${MONTHS_OF_RESIDENCY}</w:t>
-      </w:r>
-    </w:p>
-    <w:p>
-      <w:r>
-        <w:t>${QR_IMAGE}</w:t>
-      </w:r>
-    </w:p>
   </w:body>
 </w:document>
 </file>
@@ -1085,9 +1005,6 @@
       <w:rPr>
         <w:noProof/>
       </w:rPr>
-      <w:pict w14:anchorId="5A96C27E">
-        <v:rect id="_x0000_i1025" alt="" style="width:468pt;height:.05pt;mso-width-percent:0;mso-height-percent:0;mso-width-percent:0;mso-height-percent:0" o:hralign="center" o:hrstd="t" o:hr="t" fillcolor="#a0a0a0" stroked="f"/>
-      </w:pict>
     </w:r>
   </w:p>
 </w:hdr>
